--- a/RFI-Docs/2025 PRESIDENTIAL TRANSITION--TOPIC SUMMARY-PSYCHEDELIC ASSISTED THERAPY.docx
+++ b/RFI-Docs/2025 PRESIDENTIAL TRANSITION--TOPIC SUMMARY-PSYCHEDELIC ASSISTED THERAPY.docx
@@ -4,23 +4,140 @@
   <w:body>
     <w:p>
       <w:pPr>
+        <w:jc w:val="left"/>
+      </w:pPr>
+      <w:r>
+        <w:rPr>
+          <w:color w:val="646464"/>
+          <w:sz w:val="18"/>
+        </w:rPr>
+        <w:t>Document: 2025 PRESIDENTIAL TRANSITION--TOPIC SUMMARY-PSYCHEDELIC ASSISTED THERAPY.docx</w:t>
+      </w:r>
+    </w:p>
+    <w:p>
+      <w:pPr>
+        <w:jc w:val="left"/>
+      </w:pPr>
+      <w:r>
+        <w:rPr>
+          <w:color w:val="646464"/>
+          <w:sz w:val="18"/>
+        </w:rPr>
+        <w:t>Title: 2025 PRESIDENTIAL TRANSITION--TOPIC SUMMARY-PSYCHEDELIC ASSISTED THERAPY</w:t>
+      </w:r>
+    </w:p>
+    <w:p>
+      <w:pPr>
+        <w:jc w:val="left"/>
+      </w:pPr>
+      <w:r>
+        <w:rPr>
+          <w:color w:val="646464"/>
+          <w:sz w:val="18"/>
+        </w:rPr>
+        <w:t>Topic: Psychedelics | Type: Presentations and Other Documents</w:t>
+      </w:r>
+    </w:p>
+    <w:p>
+      <w:pPr>
+        <w:jc w:val="left"/>
+      </w:pPr>
+      <w:r>
+        <w:rPr>
+          <w:color w:val="646464"/>
+          <w:sz w:val="18"/>
+        </w:rPr>
+        <w:t>Created: 2025-01-17 | By: Richman, Michael (VACO)</w:t>
+      </w:r>
+    </w:p>
+    <w:p>
+      <w:pPr>
+        <w:jc w:val="left"/>
+      </w:pPr>
+      <w:r>
+        <w:rPr>
+          <w:color w:val="646464"/>
+          <w:sz w:val="18"/>
+        </w:rPr>
+        <w:t>Modified: 2025-01-17 | By: Richman, Michael (VACO)</w:t>
+      </w:r>
+    </w:p>
+    <w:p>
+      <w:pPr>
+        <w:jc w:val="left"/>
+      </w:pPr>
+      <w:r>
+        <w:rPr>
+          <w:color w:val="C8C8C8"/>
+          <w:sz w:val="16"/>
+        </w:rPr>
+        <w:t>────────────────────────────────────────────────────────────────────────────────</w:t>
+      </w:r>
+    </w:p>
+    <w:p>
+      <w:pPr>
+        <w:jc w:val="left"/>
+      </w:pPr>
+      <w:r/>
+    </w:p>
+    <w:p>
+      <w:pPr>
+        <w:jc w:val="left"/>
+      </w:pPr>
+      <w:r>
+        <w:rPr>
+          <w:color w:val="646464"/>
+          <w:sz w:val="18"/>
+        </w:rPr>
+        <w:t>Topic: Psychedelics | Type: Presentations and Other Documents</w:t>
+      </w:r>
+    </w:p>
+    <w:p>
+      <w:pPr>
+        <w:jc w:val="left"/>
+      </w:pPr>
+      <w:r>
+        <w:rPr>
+          <w:color w:val="646464"/>
+          <w:sz w:val="18"/>
+        </w:rPr>
+        <w:t>Created: 2025-01-17 | By: Richman, Michael (VACO)</w:t>
+      </w:r>
+    </w:p>
+    <w:p>
+      <w:pPr>
+        <w:jc w:val="left"/>
+      </w:pPr>
+      <w:r>
+        <w:rPr>
+          <w:color w:val="646464"/>
+          <w:sz w:val="18"/>
+        </w:rPr>
+        <w:t>Modified: 2025-01-17 | By: Richman, Michael (VACO)</w:t>
+      </w:r>
+    </w:p>
+    <w:p>
+      <w:pPr>
         <w:pStyle w:val="Heading1"/>
         <w:spacing w:before="0"/>
+        <w:jc w:val="left"/>
         <w:rPr>
           <w:color w:val="auto"/>
         </w:rPr>
       </w:pPr>
       <w:r>
         <w:rPr>
-          <w:color w:val="auto"/>
+          <w:color w:val="C8C8C8"/>
+          <w:sz w:val="16"/>
         </w:rPr>
-        <w:t>Preparation for Psychedelic Treatments in VHA</w:t>
+        <w:t>────────────────────────────────────────────────────────────────────────────────</w:t>
       </w:r>
     </w:p>
     <w:p>
       <w:pPr>
         <w:spacing w:after="0"/>
       </w:pPr>
+      <w:r/>
     </w:p>
     <w:p>
       <w:pPr>
